--- a/public/templates/command-center/Aurixa_House_And_Land_Assessment.docx
+++ b/public/templates/command-center/Aurixa_House_And_Land_Assessment.docx
@@ -442,7 +442,7 @@
         <w:keepLines/>
         <w:pageBreakBefore w:val="0"/>
         <w:widowControl w:val="1"/>
-        <w:spacing w:before="0" w:after="0" w:line="160" w:lineRule="exact"/>
+        <w:spacing w:before="0" w:after="0" w:line="2494" w:lineRule="exact"/>
       </w:pPr>
       <w:r>
         <w:rPr>
@@ -497,7 +497,7 @@
           </w:tcPr>
           <w:p>
             <w:pPr>
-              <w:keepNext w:val="0"/>
+              <w:keepNext/>
               <w:keepLines/>
               <w:pageBreakBefore w:val="0"/>
               <w:widowControl w:val="1"/>
@@ -538,7 +538,7 @@
           </w:tcPr>
           <w:p>
             <w:pPr>
-              <w:keepNext w:val="0"/>
+              <w:keepNext/>
               <w:keepLines/>
               <w:pageBreakBefore w:val="0"/>
               <w:widowControl w:val="1"/>
@@ -577,7 +577,7 @@
           </w:tcPr>
           <w:p>
             <w:pPr>
-              <w:keepNext w:val="0"/>
+              <w:keepNext/>
               <w:keepLines/>
               <w:pageBreakBefore w:val="0"/>
               <w:widowControl w:val="1"/>
@@ -618,7 +618,7 @@
           </w:tcPr>
           <w:p>
             <w:pPr>
-              <w:keepNext w:val="0"/>
+              <w:keepNext/>
               <w:keepLines/>
               <w:pageBreakBefore w:val="0"/>
               <w:widowControl w:val="1"/>
@@ -663,7 +663,7 @@
           </w:tcPr>
           <w:p>
             <w:pPr>
-              <w:keepNext w:val="0"/>
+              <w:keepNext/>
               <w:keepLines/>
               <w:pageBreakBefore w:val="0"/>
               <w:widowControl w:val="1"/>
@@ -704,7 +704,7 @@
           </w:tcPr>
           <w:p>
             <w:pPr>
-              <w:keepNext w:val="0"/>
+              <w:keepNext/>
               <w:keepLines/>
               <w:pageBreakBefore w:val="0"/>
               <w:widowControl w:val="1"/>
@@ -743,7 +743,7 @@
           </w:tcPr>
           <w:p>
             <w:pPr>
-              <w:keepNext w:val="0"/>
+              <w:keepNext/>
               <w:keepLines/>
               <w:pageBreakBefore w:val="0"/>
               <w:widowControl w:val="1"/>
@@ -784,7 +784,7 @@
           </w:tcPr>
           <w:p>
             <w:pPr>
-              <w:keepNext w:val="0"/>
+              <w:keepNext/>
               <w:keepLines/>
               <w:pageBreakBefore w:val="0"/>
               <w:widowControl w:val="1"/>
@@ -975,13 +975,13 @@
       <w:pPr>
         <w:keepNext w:val="0"/>
         <w:keepLines/>
-        <w:pageBreakBefore w:val="0"/>
+        <w:pageBreakBefore w:val="1"/>
         <w:widowControl w:val="1"/>
-        <w:spacing w:before="0" w:after="0"/>
+        <w:spacing w:before="0" w:after="0" w:line="20" w:lineRule="exact"/>
+        <w:rPr>
+          <w:sz w:val="2"/>
+        </w:rPr>
       </w:pPr>
-      <w:r>
-        <w:br w:type="page"/>
-      </w:r>
     </w:p>
     <w:tbl>
       <w:tblPr>
@@ -1103,7 +1103,7 @@
     </w:tbl>
     <w:p>
       <w:pPr>
-        <w:keepNext w:val="0"/>
+        <w:keepNext w:val="1"/>
         <w:keepLines/>
         <w:pageBreakBefore w:val="0"/>
         <w:widowControl w:val="1"/>
@@ -1486,7 +1486,7 @@
     </w:tbl>
     <w:p>
       <w:pPr>
-        <w:keepNext w:val="0"/>
+        <w:keepNext w:val="1"/>
         <w:keepLines/>
         <w:pageBreakBefore w:val="0"/>
         <w:widowControl w:val="1"/>
@@ -1903,18 +1903,6 @@
         </w:tc>
       </w:tr>
     </w:tbl>
-    <w:p>
-      <w:pPr>
-        <w:keepNext w:val="0"/>
-        <w:keepLines/>
-        <w:pageBreakBefore w:val="0"/>
-        <w:widowControl w:val="1"/>
-        <w:spacing w:before="0" w:after="0"/>
-      </w:pPr>
-      <w:r>
-        <w:br w:type="page"/>
-      </w:r>
-    </w:p>
     <w:tbl>
       <w:tblPr>
         <w:tblW w:type="auto" w:w="0"/>
@@ -2035,7 +2023,7 @@
     </w:tbl>
     <w:p>
       <w:pPr>
-        <w:keepNext w:val="0"/>
+        <w:keepNext w:val="1"/>
         <w:keepLines/>
         <w:pageBreakBefore w:val="0"/>
         <w:widowControl w:val="1"/>
@@ -3100,7 +3088,7 @@
     </w:tbl>
     <w:p>
       <w:pPr>
-        <w:keepNext w:val="0"/>
+        <w:keepNext w:val="1"/>
         <w:keepLines/>
         <w:pageBreakBefore w:val="0"/>
         <w:widowControl w:val="1"/>
@@ -3927,7 +3915,7 @@
           </w:tcPr>
           <w:p>
             <w:pPr>
-              <w:keepNext w:val="0"/>
+              <w:keepNext/>
               <w:keepLines/>
               <w:pageBreakBefore w:val="0"/>
               <w:widowControl w:val="1"/>
@@ -3966,7 +3954,7 @@
           </w:tcPr>
           <w:p>
             <w:pPr>
-              <w:keepNext w:val="0"/>
+              <w:keepNext/>
               <w:keepLines/>
               <w:pageBreakBefore w:val="0"/>
               <w:widowControl w:val="1"/>
@@ -4005,7 +3993,7 @@
           </w:tcPr>
           <w:p>
             <w:pPr>
-              <w:keepNext w:val="0"/>
+              <w:keepNext/>
               <w:keepLines/>
               <w:pageBreakBefore w:val="0"/>
               <w:widowControl w:val="1"/>
@@ -4044,18 +4032,6 @@
           <w:u w:val="none"/>
         </w:rPr>
         <w:t>Provisional sums and prime cost items are estimates, not fixed prices. Together they represent $23,800 of open exposure.</w:t>
-      </w:r>
-    </w:p>
-    <w:p>
-      <w:pPr>
-        <w:keepNext w:val="0"/>
-        <w:keepLines/>
-        <w:pageBreakBefore w:val="0"/>
-        <w:widowControl w:val="1"/>
-        <w:spacing w:before="0" w:after="0"/>
-      </w:pPr>
-      <w:r>
-        <w:br w:type="page"/>
       </w:r>
     </w:p>
     <w:tbl>
@@ -4178,7 +4154,7 @@
     </w:tbl>
     <w:p>
       <w:pPr>
-        <w:keepNext w:val="0"/>
+        <w:keepNext w:val="1"/>
         <w:keepLines/>
         <w:pageBreakBefore w:val="0"/>
         <w:widowControl w:val="1"/>
@@ -5687,7 +5663,7 @@
           </w:tcPr>
           <w:p>
             <w:pPr>
-              <w:keepNext w:val="0"/>
+              <w:keepNext/>
               <w:keepLines/>
               <w:pageBreakBefore w:val="0"/>
               <w:widowControl w:val="1"/>
@@ -5726,7 +5702,7 @@
           </w:tcPr>
           <w:p>
             <w:pPr>
-              <w:keepNext w:val="0"/>
+              <w:keepNext/>
               <w:keepLines/>
               <w:pageBreakBefore w:val="0"/>
               <w:widowControl w:val="1"/>
@@ -5754,7 +5730,7 @@
           </w:tcPr>
           <w:p>
             <w:pPr>
-              <w:keepNext w:val="0"/>
+              <w:keepNext/>
               <w:keepLines/>
               <w:pageBreakBefore w:val="0"/>
               <w:widowControl w:val="1"/>
@@ -5782,7 +5758,7 @@
           </w:tcPr>
           <w:p>
             <w:pPr>
-              <w:keepNext w:val="0"/>
+              <w:keepNext/>
               <w:keepLines/>
               <w:pageBreakBefore w:val="0"/>
               <w:widowControl w:val="1"/>
@@ -5822,7 +5798,7 @@
           </w:tcPr>
           <w:p>
             <w:pPr>
-              <w:keepNext w:val="0"/>
+              <w:keepNext/>
               <w:keepLines/>
               <w:pageBreakBefore w:val="0"/>
               <w:widowControl w:val="1"/>
@@ -5986,7 +5962,7 @@
     </w:tbl>
     <w:p>
       <w:pPr>
-        <w:keepNext w:val="0"/>
+        <w:keepNext w:val="1"/>
         <w:keepLines/>
         <w:pageBreakBefore w:val="0"/>
         <w:widowControl w:val="1"/>
@@ -6798,18 +6774,6 @@
         </w:tc>
       </w:tr>
     </w:tbl>
-    <w:p>
-      <w:pPr>
-        <w:keepNext w:val="0"/>
-        <w:keepLines/>
-        <w:pageBreakBefore w:val="0"/>
-        <w:widowControl w:val="1"/>
-        <w:spacing w:before="0" w:after="0"/>
-      </w:pPr>
-      <w:r>
-        <w:br w:type="page"/>
-      </w:r>
-    </w:p>
     <w:tbl>
       <w:tblPr>
         <w:tblW w:type="auto" w:w="0"/>
@@ -6930,7 +6894,7 @@
     </w:tbl>
     <w:p>
       <w:pPr>
-        <w:keepNext w:val="0"/>
+        <w:keepNext w:val="1"/>
         <w:keepLines/>
         <w:pageBreakBefore w:val="0"/>
         <w:widowControl w:val="1"/>
@@ -9456,7 +9420,7 @@
     </w:tbl>
     <w:p>
       <w:pPr>
-        <w:keepNext w:val="0"/>
+        <w:keepNext w:val="1"/>
         <w:keepLines/>
         <w:pageBreakBefore w:val="0"/>
         <w:widowControl w:val="1"/>
@@ -10262,7 +10226,7 @@
     </w:tbl>
     <w:p>
       <w:pPr>
-        <w:keepNext w:val="0"/>
+        <w:keepNext w:val="1"/>
         <w:keepLines/>
         <w:pageBreakBefore w:val="0"/>
         <w:widowControl w:val="1"/>
@@ -10540,13 +10504,13 @@
       <w:pPr>
         <w:keepNext w:val="0"/>
         <w:keepLines/>
-        <w:pageBreakBefore w:val="0"/>
+        <w:pageBreakBefore w:val="1"/>
         <w:widowControl w:val="1"/>
-        <w:spacing w:before="0" w:after="0"/>
+        <w:spacing w:before="0" w:after="0" w:line="20" w:lineRule="exact"/>
+        <w:rPr>
+          <w:sz w:val="2"/>
+        </w:rPr>
       </w:pPr>
-      <w:r>
-        <w:br w:type="page"/>
-      </w:r>
     </w:p>
     <w:tbl>
       <w:tblPr>
@@ -10657,7 +10621,7 @@
     </w:tbl>
     <w:p>
       <w:pPr>
-        <w:keepNext w:val="0"/>
+        <w:keepNext w:val="1"/>
         <w:keepLines/>
         <w:pageBreakBefore w:val="0"/>
         <w:widowControl w:val="1"/>
